--- a/lab_01/Звіт_ЛР01.docx
+++ b/lab_01/Звіт_ЛР01.docx
@@ -433,17 +433,7 @@
     </w:p>
     <w:p>
       <w:r>
-        <w:t>Ознайомитися з основними принципами організації професійного Python-проєкту, навчитися створювати ізольоване середовище розробки, формувати структуру проєкту за принципом src-layout, працювати з модулями та пакетами Python, створювати файл pyproject.toml, використовувати Git для контролю версій та оформлювати базову документацію проєкту.</w:t>
-      </w:r>
-    </w:p>
-    <w:p>
-      <w:r>
-        <w:t>У результаті виконання роботи реалізовано консольну систему керування банківськими рахунками (Варіант 4), яка демонструє розподіл коду на модулі, використання type hints, обробку виняткових ситуацій (exceptions), використання dataclass та інтерактивного інтерфейсу користувача.</w:t>
-      </w:r>
-    </w:p>
-    <w:p>
-      <w:r>
-        <w:t>---</w:t>
+        <w:t>Освоїти принципи створення професійного Python-проєкту, використовуючи `src-layout`, ізольовані віртуальні середовища, систему керування версіями Git та модульну архітектуру.</w:t>
       </w:r>
     </w:p>
     <w:p>
@@ -455,1128 +445,28 @@
       </w:r>
     </w:p>
     <w:p>
-      <w:pPr>
-        <w:pStyle w:val="Heading3"/>
-      </w:pPr>
       <w:r>
-        <w:t>1. Архітектурна структура проєкту</w:t>
+        <w:t>Проєкт «Система банківських рахунків» реалізовано за допомогою наступних компонентів:</w:t>
       </w:r>
     </w:p>
     <w:p>
       <w:r>
-        <w:t>Проєкт побудовано за стандартом **src-layout**, який запобігає випадковому імпорту локальних модулів під час тестування та збірки, змушуючи розробника встановлювати пакет у віртуальне середовище в editable-режимі.</w:t>
+        <w:t>1. **Data Model**: Клас `BankAccount` (у файлі `models.py`), що зберігає стан рахунку та містить методи для виконання транзакцій.</w:t>
       </w:r>
     </w:p>
     <w:p>
       <w:r>
-        <w:t>**Структура файлів проєкту:**</w:t>
+        <w:t>2. **Business Logic**: Модуль `services.py`, що містить функції для пошуку рахунків та агрегації фінансових даних.</w:t>
       </w:r>
     </w:p>
     <w:p>
       <w:r>
-        <w:t>```text</w:t>
+        <w:t>3. **Entry Point**: `main.py` забезпечує ініціалізацію об'єктів та демонстрацію функціоналу.</w:t>
       </w:r>
     </w:p>
     <w:p>
       <w:r>
-        <w:t>bank_system/</w:t>
-      </w:r>
-    </w:p>
-    <w:p>
-      <w:r>
-        <w:t>├── .gitignore</w:t>
-      </w:r>
-    </w:p>
-    <w:p>
-      <w:r>
-        <w:t>├── pyproject.toml</w:t>
-      </w:r>
-    </w:p>
-    <w:p>
-      <w:r>
-        <w:t>├── README.md</w:t>
-      </w:r>
-    </w:p>
-    <w:p>
-      <w:r>
-        <w:t>├── src/</w:t>
-      </w:r>
-    </w:p>
-    <w:p>
-      <w:r>
-        <w:t>│   └── bank_system/</w:t>
-      </w:r>
-    </w:p>
-    <w:p>
-      <w:r>
-        <w:t>│       ├── __init__.py</w:t>
-      </w:r>
-    </w:p>
-    <w:p>
-      <w:r>
-        <w:t>│       ├── exceptions.py</w:t>
-      </w:r>
-    </w:p>
-    <w:p>
-      <w:r>
-        <w:t>│       ├── main.py</w:t>
-      </w:r>
-    </w:p>
-    <w:p>
-      <w:r>
-        <w:t>│       ├── models.py</w:t>
-      </w:r>
-    </w:p>
-    <w:p>
-      <w:r>
-        <w:t>│       └── services.py</w:t>
-      </w:r>
-    </w:p>
-    <w:p>
-      <w:r>
-        <w:t>└── tests/</w:t>
-      </w:r>
-    </w:p>
-    <w:p>
-      <w:r>
-        <w:t>```</w:t>
-      </w:r>
-    </w:p>
-    <w:p>
-      <w:pPr>
-        <w:pStyle w:val="Heading3"/>
-      </w:pPr>
-      <w:r>
-        <w:t>2. Опис модулів проєкту</w:t>
-      </w:r>
-    </w:p>
-    <w:p>
-      <w:r>
-        <w:t>*   **`src/bank_system/__init__.py`** — ініціалізує каталог як Python package, задає метадані версії (`__version__`).</w:t>
-      </w:r>
-    </w:p>
-    <w:p>
-      <w:r>
-        <w:t>*   **`src/bank_system/exceptions.py`** — містить ієрархію власних винятків для обробки бізнес-помилок.</w:t>
-      </w:r>
-    </w:p>
-    <w:p>
-      <w:r>
-        <w:t>*   `BankSystemError` — базовий клас винятку.</w:t>
-      </w:r>
-    </w:p>
-    <w:p>
-      <w:r>
-        <w:t>*   `InsufficientFundsError` — виникає, коли сума списання перевищує поточний баланс.</w:t>
-      </w:r>
-    </w:p>
-    <w:p>
-      <w:r>
-        <w:t>*   `AccountNotFoundError` — сигналізує про відсутність запитуваного рахунку.</w:t>
-      </w:r>
-    </w:p>
-    <w:p>
-      <w:r>
-        <w:t>*   `ValidationError` — використовується для некоректно введених даних (наприклад, від'ємна сума транзакції або пусте ім'я).</w:t>
-      </w:r>
-    </w:p>
-    <w:p>
-      <w:r>
-        <w:t>*   **`src/bank_system/models.py`** — описує сутність даних рахунку через `dataclass`. Клас `Account` автоматично генерує конструктор та методи порівняння. За допомогою `__post_init__` проводиться валідація даних під час створення об'єкту.</w:t>
-      </w:r>
-    </w:p>
-    <w:p>
-      <w:r>
-        <w:t>*   **`src/bank_system/services.py`** — містить бізнес-логіку системи (процеси поповнення рахунку `deposit`, списання `withdraw`, пошук рахунку `find_account`, обчислення загальної суми коштів `calculate_total_funds`, а також валідацію за допомогою регулярних виразів `validate_account_number`).</w:t>
-      </w:r>
-    </w:p>
-    <w:p>
-      <w:r>
-        <w:t>*   **`src/bank_system/main.py`** — вхідна точка програми. Організовує взаємодію з користувачем за допомогою консольного текстового меню з обробкою винятків та валідацією введених параметрів.</w:t>
-      </w:r>
-    </w:p>
-    <w:p>
-      <w:pPr>
-        <w:pStyle w:val="Heading3"/>
-      </w:pPr>
-      <w:r>
-        <w:t>3. Логіка ключових бізнес-процесів</w:t>
-      </w:r>
-    </w:p>
-    <w:p>
-      <w:r>
-        <w:t>*   **Списання коштів (Withdrawal):** Перевіряє суму списання на відповідність правилу $&gt; 0$. Далі перевіряє умову `balance - amount &gt;= 0`. Якщо умова не виконується, генерує виняток `InsufficientFundsError`. Таким чином, запобігається поява від'ємного балансу.</w:t>
-      </w:r>
-    </w:p>
-    <w:p>
-      <w:r>
-        <w:t>*   **Поповнення (Deposit):** Звіряє суму поповнення з глобальною конфігураційною константою `MIN_DEPOSIT_AMOUNT` (мінімальний платіж). Якщо сума задовольняє вимогу, баланс збільшується.</w:t>
-      </w:r>
-    </w:p>
-    <w:p>
-      <w:r>
-        <w:t>*   **Пошук рахунку:** Використовує лінійний пошук серед списку об'єктів `Account` за збігом поля `account_number`. Для уникнення помилок пробіли по краях автоматично видаляються (`strip`).</w:t>
-      </w:r>
-    </w:p>
-    <w:p>
-      <w:r>
-        <w:t>*   **Валідація формату:** Номер рахунку перевіряється на відповідність шаблону `UA` + 6 цифр (наприклад, `UA100001`), що підвищує захищеність даних від хаотичного заповнення.</w:t>
-      </w:r>
-    </w:p>
-    <w:p>
-      <w:r>
-        <w:t>---</w:t>
-      </w:r>
-    </w:p>
-    <w:p>
-      <w:pPr>
-        <w:pStyle w:val="Heading2"/>
-      </w:pPr>
-      <w:r>
-        <w:t>Налаштування та інфраструктурні файли</w:t>
-      </w:r>
-    </w:p>
-    <w:p>
-      <w:pPr>
-        <w:pStyle w:val="Heading3"/>
-      </w:pPr>
-      <w:r>
-        <w:t>pyproject.toml</w:t>
-      </w:r>
-    </w:p>
-    <w:p>
-      <w:r>
-        <w:t>```toml</w:t>
-      </w:r>
-    </w:p>
-    <w:p>
-      <w:r>
-        <w:t>[build-system]</w:t>
-      </w:r>
-    </w:p>
-    <w:p>
-      <w:r>
-        <w:t>requires = ["setuptools&gt;=70"]</w:t>
-      </w:r>
-    </w:p>
-    <w:p>
-      <w:r>
-        <w:t>build-backend = "setuptools.build_meta"</w:t>
-      </w:r>
-    </w:p>
-    <w:p>
-      <w:r>
-        <w:t>[project]</w:t>
-      </w:r>
-    </w:p>
-    <w:p>
-      <w:r>
-        <w:t>name = "bank-system"</w:t>
-      </w:r>
-    </w:p>
-    <w:p>
-      <w:r>
-        <w:t>version = "0.1.0"</w:t>
-      </w:r>
-    </w:p>
-    <w:p>
-      <w:r>
-        <w:t>description = "Laboratory work 1: Bank Account System with src-layout"</w:t>
-      </w:r>
-    </w:p>
-    <w:p>
-      <w:r>
-        <w:t>requires-python = "&gt;=3.11"</w:t>
-      </w:r>
-    </w:p>
-    <w:p>
-      <w:r>
-        <w:t>authors = [</w:t>
-      </w:r>
-    </w:p>
-    <w:p>
-      <w:r>
-        <w:t>{ name = "Student Name", email = "student@example.com" }</w:t>
-      </w:r>
-    </w:p>
-    <w:p>
-      <w:r>
-        <w:t>]</w:t>
-      </w:r>
-    </w:p>
-    <w:p>
-      <w:r>
-        <w:t>classifiers = [</w:t>
-      </w:r>
-    </w:p>
-    <w:p>
-      <w:r>
-        <w:t>"Programming Language :: Python :: 3",</w:t>
-      </w:r>
-    </w:p>
-    <w:p>
-      <w:r>
-        <w:t>"Operating System :: OS Independent",</w:t>
-      </w:r>
-    </w:p>
-    <w:p>
-      <w:r>
-        <w:t>]</w:t>
-      </w:r>
-    </w:p>
-    <w:p>
-      <w:r>
-        <w:t>[project.scripts]</w:t>
-      </w:r>
-    </w:p>
-    <w:p>
-      <w:r>
-        <w:t>bank-system = "bank_system.main:run"</w:t>
-      </w:r>
-    </w:p>
-    <w:p>
-      <w:r>
-        <w:t>```</w:t>
-      </w:r>
-    </w:p>
-    <w:p>
-      <w:pPr>
-        <w:pStyle w:val="Heading3"/>
-      </w:pPr>
-      <w:r>
-        <w:t>.gitignore</w:t>
-      </w:r>
-    </w:p>
-    <w:p>
-      <w:r>
-        <w:t>```text</w:t>
-      </w:r>
-    </w:p>
-    <w:p>
-      <w:r>
-        <w:t>.venv/</w:t>
-      </w:r>
-    </w:p>
-    <w:p>
-      <w:r>
-        <w:t>__pycache__/</w:t>
-      </w:r>
-    </w:p>
-    <w:p>
-      <w:r>
-        <w:t>*.pyc</w:t>
-      </w:r>
-    </w:p>
-    <w:p>
-      <w:r>
-        <w:t>.pytest_cache/</w:t>
-      </w:r>
-    </w:p>
-    <w:p>
-      <w:r>
-        <w:t>.idea/</w:t>
-      </w:r>
-    </w:p>
-    <w:p>
-      <w:r>
-        <w:t>.vscode/</w:t>
-      </w:r>
-    </w:p>
-    <w:p>
-      <w:r>
-        <w:t>dist/</w:t>
-      </w:r>
-    </w:p>
-    <w:p>
-      <w:r>
-        <w:t>build/</w:t>
-      </w:r>
-    </w:p>
-    <w:p>
-      <w:r>
-        <w:t>*.egg-info/</w:t>
-      </w:r>
-    </w:p>
-    <w:p>
-      <w:r>
-        <w:t>.env</w:t>
-      </w:r>
-    </w:p>
-    <w:p>
-      <w:r>
-        <w:t>```</w:t>
-      </w:r>
-    </w:p>
-    <w:p>
-      <w:pPr>
-        <w:pStyle w:val="Heading3"/>
-      </w:pPr>
-      <w:r>
-        <w:t>README.md (Фрагмент)</w:t>
-      </w:r>
-    </w:p>
-    <w:p>
-      <w:r>
-        <w:t>```markdown</w:t>
-      </w:r>
-    </w:p>
-    <w:p>
-      <w:pPr>
-        <w:pStyle w:val="Heading1"/>
-      </w:pPr>
-      <w:r>
-        <w:t>Bank Account System</w:t>
-      </w:r>
-    </w:p>
-    <w:p>
-      <w:r>
-        <w:t>Консольний застосунок для управління банківськими рахунками.</w:t>
-      </w:r>
-    </w:p>
-    <w:p>
-      <w:pPr>
-        <w:pStyle w:val="Heading2"/>
-      </w:pPr>
-      <w:r>
-        <w:t>Встановлення</w:t>
-      </w:r>
-    </w:p>
-    <w:p>
-      <w:r>
-        <w:t>1. Створення віртуального оточення:</w:t>
-      </w:r>
-    </w:p>
-    <w:p>
-      <w:r>
-        <w:t>```bash</w:t>
-      </w:r>
-    </w:p>
-    <w:p>
-      <w:r>
-        <w:t>python -m venv .venv</w:t>
-      </w:r>
-    </w:p>
-    <w:p>
-      <w:r>
-        <w:t>```</w:t>
-      </w:r>
-    </w:p>
-    <w:p>
-      <w:r>
-        <w:t>2. Активація середовища:</w:t>
-      </w:r>
-    </w:p>
-    <w:p>
-      <w:r>
-        <w:t>- Windows: `.venv\Scripts\activate`</w:t>
-      </w:r>
-    </w:p>
-    <w:p>
-      <w:r>
-        <w:t>- Linux/macOS: `source .venv/bin/activate`</w:t>
-      </w:r>
-    </w:p>
-    <w:p>
-      <w:r>
-        <w:t>3. Інсталяція у editable-режимі:</w:t>
-      </w:r>
-    </w:p>
-    <w:p>
-      <w:r>
-        <w:t>```bash</w:t>
-      </w:r>
-    </w:p>
-    <w:p>
-      <w:r>
-        <w:t>python -m pip install -e .</w:t>
-      </w:r>
-    </w:p>
-    <w:p>
-      <w:r>
-        <w:t>```</w:t>
-      </w:r>
-    </w:p>
-    <w:p>
-      <w:pPr>
-        <w:pStyle w:val="Heading2"/>
-      </w:pPr>
-      <w:r>
-        <w:t>Запуск програми</w:t>
-      </w:r>
-    </w:p>
-    <w:p>
-      <w:r>
-        <w:t>Запустіть за допомогою створеної консольної утиліти:</w:t>
-      </w:r>
-    </w:p>
-    <w:p>
-      <w:r>
-        <w:t>```bash</w:t>
-      </w:r>
-    </w:p>
-    <w:p>
-      <w:r>
-        <w:t>bank-system</w:t>
-      </w:r>
-    </w:p>
-    <w:p>
-      <w:r>
-        <w:t>```</w:t>
-      </w:r>
-    </w:p>
-    <w:p>
-      <w:r>
-        <w:t>або як модуль Python:</w:t>
-      </w:r>
-    </w:p>
-    <w:p>
-      <w:r>
-        <w:t>```bash</w:t>
-      </w:r>
-    </w:p>
-    <w:p>
-      <w:r>
-        <w:t>python -m bank_system.main</w:t>
-      </w:r>
-    </w:p>
-    <w:p>
-      <w:r>
-        <w:t>```</w:t>
-      </w:r>
-    </w:p>
-    <w:p>
-      <w:r>
-        <w:t>```</w:t>
-      </w:r>
-    </w:p>
-    <w:p>
-      <w:r>
-        <w:t>---</w:t>
-      </w:r>
-    </w:p>
-    <w:p>
-      <w:pPr>
-        <w:pStyle w:val="Heading2"/>
-      </w:pPr>
-      <w:r>
-        <w:t>Результати тестування та роботи з Git</w:t>
-      </w:r>
-    </w:p>
-    <w:p>
-      <w:pPr>
-        <w:pStyle w:val="Heading3"/>
-      </w:pPr>
-      <w:r>
-        <w:t>1. Вигляд інтерфейсу та запуск програми</w:t>
-      </w:r>
-    </w:p>
-    <w:p>
-      <w:r>
-        <w:t>```text</w:t>
-      </w:r>
-    </w:p>
-    <w:p>
-      <w:r>
-        <w:t>==================================================</w:t>
-      </w:r>
-    </w:p>
-    <w:p>
-      <w:r>
-        <w:t>СИСТЕМА КЕРУВАННЯ БАНКІВСЬКИМИ РАХУНКАМИ</w:t>
-      </w:r>
-    </w:p>
-    <w:p>
-      <w:r>
-        <w:t>==================================================</w:t>
-      </w:r>
-    </w:p>
-    <w:p>
-      <w:r>
-        <w:t>1. Показати всі рахунки</w:t>
-      </w:r>
-    </w:p>
-    <w:p>
-      <w:r>
-        <w:t>2. Знайти рахунок та виконати операції</w:t>
-      </w:r>
-    </w:p>
-    <w:p>
-      <w:r>
-        <w:t>3. Створити новий рахунок</w:t>
-      </w:r>
-    </w:p>
-    <w:p>
-      <w:r>
-        <w:t>4. Показати загальну суму коштів у банку</w:t>
-      </w:r>
-    </w:p>
-    <w:p>
-      <w:r>
-        <w:t>5. Вихід</w:t>
-      </w:r>
-    </w:p>
-    <w:p>
-      <w:r>
-        <w:t>==================================================</w:t>
-      </w:r>
-    </w:p>
-    <w:p>
-      <w:r>
-        <w:t>Оберіть пункт меню: 1</w:t>
-      </w:r>
-    </w:p>
-    <w:p>
-      <w:r>
-        <w:t>-----------------------------------------------------------------</w:t>
-      </w:r>
-    </w:p>
-    <w:p>
-      <w:r>
-        <w:t>Клієнт                    | Номер рахунку   |       Баланс (грн)</w:t>
-      </w:r>
-    </w:p>
-    <w:p>
-      <w:r>
-        <w:t>-----------------------------------------------------------------</w:t>
-      </w:r>
-    </w:p>
-    <w:p>
-      <w:r>
-        <w:t>Олексій Коваленко         | UA100001        |           15000.50</w:t>
-      </w:r>
-    </w:p>
-    <w:p>
-      <w:r>
-        <w:t>Марія Петренко            | UA100002        |             450.00</w:t>
-      </w:r>
-    </w:p>
-    <w:p>
-      <w:r>
-        <w:t>Іван Сірко                | UA100003        |            9800.15</w:t>
-      </w:r>
-    </w:p>
-    <w:p>
-      <w:r>
-        <w:t>-----------------------------------------------------------------</w:t>
-      </w:r>
-    </w:p>
-    <w:p>
-      <w:r>
-        <w:t>Оберіть пункт меню: 2</w:t>
-      </w:r>
-    </w:p>
-    <w:p>
-      <w:r>
-        <w:t>Введіть номер рахунку (наприклад, UA100001): UA100002</w:t>
-      </w:r>
-    </w:p>
-    <w:p>
-      <w:r>
-        <w:t>--- Рахунок UA100002 (Марія Петренко) ---</w:t>
-      </w:r>
-    </w:p>
-    <w:p>
-      <w:r>
-        <w:t>Баланс: 450.00 грн.</w:t>
-      </w:r>
-    </w:p>
-    <w:p>
-      <w:r>
-        <w:t>1. Поповнити баланс</w:t>
-      </w:r>
-    </w:p>
-    <w:p>
-      <w:r>
-        <w:t>2. Списати кошти</w:t>
-      </w:r>
-    </w:p>
-    <w:p>
-      <w:r>
-        <w:t>3. Назад до головного меню</w:t>
-      </w:r>
-    </w:p>
-    <w:p>
-      <w:r>
-        <w:t>Оберіть операцію: 2</w:t>
-      </w:r>
-    </w:p>
-    <w:p>
-      <w:r>
-        <w:t>Введіть суму для списання: 500</w:t>
-      </w:r>
-    </w:p>
-    <w:p>
-      <w:r>
-        <w:t>[Помилка операції] Недостатньо коштів на рахунку UA100002. Доступно: 450.00 грн., спроба зняти: 500.00 грн.</w:t>
-      </w:r>
-    </w:p>
-    <w:p>
-      <w:r>
-        <w:t>--- Рахунок UA100002 (Марія Петренко) ---</w:t>
-      </w:r>
-    </w:p>
-    <w:p>
-      <w:r>
-        <w:t>Баланс: 450.00 грн.</w:t>
-      </w:r>
-    </w:p>
-    <w:p>
-      <w:r>
-        <w:t>1. Поповнити баланс</w:t>
-      </w:r>
-    </w:p>
-    <w:p>
-      <w:r>
-        <w:t>2. Списати кошти</w:t>
-      </w:r>
-    </w:p>
-    <w:p>
-      <w:r>
-        <w:t>3. Назад до головного меню</w:t>
-      </w:r>
-    </w:p>
-    <w:p>
-      <w:r>
-        <w:t>Оберіть операцію: 1</w:t>
-      </w:r>
-    </w:p>
-    <w:p>
-      <w:r>
-        <w:t>Введіть суму для поповнення: 150</w:t>
-      </w:r>
-    </w:p>
-    <w:p>
-      <w:r>
-        <w:t>[+] Рахунок успішно поповнено на 150.00 грн.</w:t>
-      </w:r>
-    </w:p>
-    <w:p>
-      <w:r>
-        <w:t>--- Рахунок UA100002 (Марія Петренко) ---</w:t>
-      </w:r>
-    </w:p>
-    <w:p>
-      <w:r>
-        <w:t>Баланс: 600.00 грн.</w:t>
-      </w:r>
-    </w:p>
-    <w:p>
-      <w:r>
-        <w:t>1. Поповнити баланс</w:t>
-      </w:r>
-    </w:p>
-    <w:p>
-      <w:r>
-        <w:t>2. Списати кошти</w:t>
-      </w:r>
-    </w:p>
-    <w:p>
-      <w:r>
-        <w:t>3. Назад до головного меню</w:t>
-      </w:r>
-    </w:p>
-    <w:p>
-      <w:r>
-        <w:t>Оберіть операцію: 3</w:t>
-      </w:r>
-    </w:p>
-    <w:p>
-      <w:r>
-        <w:t>Оберіть пункт меню: 4</w:t>
-      </w:r>
-    </w:p>
-    <w:p>
-      <w:r>
-        <w:t>[i] Загальна сума на всіх банківських рахунках: 25400.65 грн.</w:t>
-      </w:r>
-    </w:p>
-    <w:p>
-      <w:r>
-        <w:t>```</w:t>
-      </w:r>
-    </w:p>
-    <w:p>
-      <w:pPr>
-        <w:pStyle w:val="Heading3"/>
-      </w:pPr>
-      <w:r>
-        <w:t>2. Результат команди `git status`</w:t>
-      </w:r>
-    </w:p>
-    <w:p>
-      <w:r>
-        <w:t>```text</w:t>
-      </w:r>
-    </w:p>
-    <w:p>
-      <w:r>
-        <w:t>On branch main</w:t>
-      </w:r>
-    </w:p>
-    <w:p>
-      <w:r>
-        <w:t>nothing to commit, working tree clean</w:t>
-      </w:r>
-    </w:p>
-    <w:p>
-      <w:r>
-        <w:t>```</w:t>
-      </w:r>
-    </w:p>
-    <w:p>
-      <w:pPr>
-        <w:pStyle w:val="Heading3"/>
-      </w:pPr>
-      <w:r>
-        <w:t>3. Результат команди `git log --oneline`</w:t>
-      </w:r>
-    </w:p>
-    <w:p>
-      <w:r>
-        <w:t>```text</w:t>
-      </w:r>
-    </w:p>
-    <w:p>
-      <w:r>
-        <w:t>a4f9b2c Add console menu, inputs validation and documentation</w:t>
-      </w:r>
-    </w:p>
-    <w:p>
-      <w:r>
-        <w:t>6d8c3e1 Add account model, exceptions and services logic</w:t>
-      </w:r>
-    </w:p>
-    <w:p>
-      <w:r>
-        <w:t>1fb29a1 Set up project structure, pyproject.toml and gitignore</w:t>
-      </w:r>
-    </w:p>
-    <w:p>
-      <w:r>
-        <w:t>```</w:t>
-      </w:r>
-    </w:p>
-    <w:p>
-      <w:r>
-        <w:t>---</w:t>
-      </w:r>
-    </w:p>
-    <w:p>
-      <w:pPr>
-        <w:pStyle w:val="Heading2"/>
-      </w:pPr>
-      <w:r>
-        <w:t>Контрольні запитання</w:t>
-      </w:r>
-    </w:p>
-    <w:p>
-      <w:r>
-        <w:t>1.  **Що таке Python-проєкт?**</w:t>
-      </w:r>
-    </w:p>
-    <w:p>
-      <w:r>
-        <w:t>Це логічно завершений набір вихідного коду, інфраструктурних файлів конфігурації, документації та залежностей, призначений для виконання певного кола завдань або збірки у дистрибутив.</w:t>
-      </w:r>
-    </w:p>
-    <w:p>
-      <w:r>
-        <w:t>2.  **Чим проєкт відрізняється від одного Python script?**</w:t>
-      </w:r>
-    </w:p>
-    <w:p>
-      <w:r>
-        <w:t>Скрипт — це один файл, що виконується лінійно. Проєкт має ієрархічну модульну структуру, ізольоване віртуальне середовище, систему керування залежностями (`pyproject.toml`), автотести та систему збірки.</w:t>
-      </w:r>
-    </w:p>
-    <w:p>
-      <w:r>
-        <w:t>3.  **Що таке Python module?**</w:t>
-      </w:r>
-    </w:p>
-    <w:p>
-      <w:r>
-        <w:t>Це файл із розширенням `.py`, який містить програмний код (функції, класи, змінні) та може бути імпортований іншими модулями.</w:t>
-      </w:r>
-    </w:p>
-    <w:p>
-      <w:r>
-        <w:t>4.  **Що таке Python package?**</w:t>
-      </w:r>
-    </w:p>
-    <w:p>
-      <w:r>
-        <w:t>Це спосіб ієрархічної організації модулів. Фізично це каталог, який містить інші модулі/пакети та спеціальний файл `__init__.py`.</w:t>
-      </w:r>
-    </w:p>
-    <w:p>
-      <w:r>
-        <w:t>5.  **Для чого потрібний `__init__.py`?**</w:t>
-      </w:r>
-    </w:p>
-    <w:p>
-      <w:r>
-        <w:t>Він вказує Python, що каталог є пакетом (package). Також використовується для ініціалізації коду пакета, визначення простору імен та експорту метаданих (наприклад, версії).</w:t>
-      </w:r>
-    </w:p>
-    <w:p>
-      <w:r>
-        <w:t>6.  **Що таке src-layout?**</w:t>
-      </w:r>
-    </w:p>
-    <w:p>
-      <w:r>
-        <w:t>Це підхід до проектування структури каталогів, за якого весь вихідний код пакета розміщується всередині окремої папки `src/`.</w:t>
-      </w:r>
-    </w:p>
-    <w:p>
-      <w:r>
-        <w:t>7.  **Які переваги має src-layout?**</w:t>
-      </w:r>
-    </w:p>
-    <w:p>
-      <w:r>
-        <w:t>Він запобігає імпорту незавершеного локального коду під час тестування (змушує інсталювати пакет) та захищає від випадкових помилок пакування та збірки дистрибутивів.</w:t>
-      </w:r>
-    </w:p>
-    <w:p>
-      <w:r>
-        <w:t>8.  **Для чого використовується virtual environment?**</w:t>
-      </w:r>
-    </w:p>
-    <w:p>
-      <w:r>
-        <w:t>Для створення ізольованого робочого простору для окремого проєкту. Це дозволяє уникнути конфліктів між версіями системних бібліотек та бібліотек проєкту.</w:t>
-      </w:r>
-    </w:p>
-    <w:p>
-      <w:r>
-        <w:t>9.  **Як створити .venv?**</w:t>
-      </w:r>
-    </w:p>
-    <w:p>
-      <w:r>
-        <w:t>За допомогою вбудованої команди: `python -m venv .venv`</w:t>
-      </w:r>
-    </w:p>
-    <w:p>
-      <w:r>
-        <w:t>10. **Як активувати virtual environment?**</w:t>
-      </w:r>
-    </w:p>
-    <w:p>
-      <w:r>
-        <w:t>*   Windows: `.venv\Scripts\activate`</w:t>
-      </w:r>
-    </w:p>
-    <w:p>
-      <w:r>
-        <w:t>*   Linux/macOS: `source .venv/bin/activate`</w:t>
-      </w:r>
-    </w:p>
-    <w:p>
-      <w:r>
-        <w:t>11. **Для чого використовується pip?**</w:t>
-      </w:r>
-    </w:p>
-    <w:p>
-      <w:r>
-        <w:t>Для пошуку, встановлення, оновлення та видалення зовнішніх пакетів із репозиторію PyPI або локальних каталогів.</w:t>
-      </w:r>
-    </w:p>
-    <w:p>
-      <w:r>
-        <w:t>12. **Чому рекомендується `python -m pip`?**</w:t>
-      </w:r>
-    </w:p>
-    <w:p>
-      <w:r>
-        <w:t>Це гарантує, що утиліта `pip` запуститься саме для того інтерпретатора Python, який викликано у поточній командній структурі (уникає конфліктів із глобальним pip системи).</w:t>
-      </w:r>
-    </w:p>
-    <w:p>
-      <w:r>
-        <w:t>13. **Для чого потрібний pyproject.toml?**</w:t>
-      </w:r>
-    </w:p>
-    <w:p>
-      <w:r>
-        <w:t>Це сучасний єдиний стандарт конфігурації Python-проєктів (PEP 518/621). Він замінює застарілі `setup.py`, `setup.cfg`, `requirements.txt` і конфігурує складальні утиліти, інструменти тестування (pytest), лінтери тощо.</w:t>
-      </w:r>
-    </w:p>
-    <w:p>
-      <w:r>
-        <w:t>14. **Що містить секція `[project]`?**</w:t>
-      </w:r>
-    </w:p>
-    <w:p>
-      <w:r>
-        <w:t>Загальні метадані проєкту: ім'я, версію, залежності, вимоги до версії Python, інформацію про авторів та точки входу.</w:t>
-      </w:r>
-    </w:p>
-    <w:p>
-      <w:r>
-        <w:t>15. **Що таке editable installation?**</w:t>
-      </w:r>
-    </w:p>
-    <w:p>
-      <w:r>
-        <w:t>Режим встановлення пакету (`pip install -e .`), за якого зміни в коді проєкту застосовуються миттєво без необхідності повторної інсталяції пакета.</w:t>
-      </w:r>
-    </w:p>
-    <w:p>
-      <w:r>
-        <w:t>16. **Для чого використовується `if __name__ == "__main__"`?**</w:t>
-      </w:r>
-    </w:p>
-    <w:p>
-      <w:r>
-        <w:t>Для перевірки того, чи запущено файл безпосередньо, чи його імпортовано як модуль. Якщо файл імпортовано, код всередині блоку не виконується.</w:t>
-      </w:r>
-    </w:p>
-    <w:p>
-      <w:r>
-        <w:t>17. **Що таке Git?**</w:t>
-      </w:r>
-    </w:p>
-    <w:p>
-      <w:r>
-        <w:t>Розподілена система контролю версій, що відстежує зміни у файлах і полегшує командну розробку.</w:t>
-      </w:r>
-    </w:p>
-    <w:p>
-      <w:r>
-        <w:t>18. **Що таке repository?**</w:t>
-      </w:r>
-    </w:p>
-    <w:p>
-      <w:r>
-        <w:t>Спеціальне сховище (каталог `.git`), в якому зберігається вся історія змін файлів проєкту, комміти, гілки та метадані.</w:t>
-      </w:r>
-    </w:p>
-    <w:p>
-      <w:r>
-        <w:t>19. **Що таке commit?**</w:t>
-      </w:r>
-    </w:p>
-    <w:p>
-      <w:r>
-        <w:t>Фіксація стану проєкту (знімку файлової системи) на певний момент часу із унікальним хеш-ідентифікатором та текстовим описом.</w:t>
-      </w:r>
-    </w:p>
-    <w:p>
-      <w:r>
-        <w:t>20. **Для чого використовується git status?**</w:t>
-      </w:r>
-    </w:p>
-    <w:p>
-      <w:r>
-        <w:t>Для перегляду поточного стану робочого каталогу: які файли змінені, створені або підготовлені до коміту (staged).</w:t>
-      </w:r>
-    </w:p>
-    <w:p>
-      <w:r>
-        <w:t>21. **Для чого `git add`?**</w:t>
-      </w:r>
-    </w:p>
-    <w:p>
-      <w:r>
-        <w:t>Для перенесення змінених файлів у зону підготовки (staging area) перед здійсненням коміту.</w:t>
-      </w:r>
-    </w:p>
-    <w:p>
-      <w:r>
-        <w:t>22. **Для чого `git commit`?**</w:t>
-      </w:r>
-    </w:p>
-    <w:p>
-      <w:r>
-        <w:t>Для збереження підготовлених змін у локальному репозиторії у вигляді нового знімку історії.</w:t>
-      </w:r>
-    </w:p>
-    <w:p>
-      <w:r>
-        <w:t>23. **Що показує `git log`?**</w:t>
-      </w:r>
-    </w:p>
-    <w:p>
-      <w:r>
-        <w:t>Історію всіх здійснених комітів у поточній гілці, включно з їхніми авторами, датами та повідомленнями.</w:t>
-      </w:r>
-    </w:p>
-    <w:p>
-      <w:r>
-        <w:t>24. **Для чого потрібен .gitignore?**</w:t>
-      </w:r>
-    </w:p>
-    <w:p>
-      <w:r>
-        <w:t>Для переліку шаблонів шляхів та файлів, які Git повинен ігнорувати (не пропонувати додавати до репозиторію).</w:t>
-      </w:r>
-    </w:p>
-    <w:p>
-      <w:r>
-        <w:t>25. **Чому .venv не потрібно комітити?**</w:t>
-      </w:r>
-    </w:p>
-    <w:p>
-      <w:r>
-        <w:t>Тому що папка містить сотні мегабайт сторонніх бінарних бібліотек, які легко та швидко відтворюються на будь-якому комп'ютері за допомогою `pyproject.toml` або `requirements.txt`.</w:t>
-      </w:r>
-    </w:p>
-    <w:p>
-      <w:r>
-        <w:t>26. **Для чого потрібний README?**</w:t>
-      </w:r>
-    </w:p>
-    <w:p>
-      <w:r>
-        <w:t>Це візитна картка проєкту. Він надає швидкий опис, вимоги, інструкцію зі встановлення, запуску та використання коду іншими розробниками.</w:t>
-      </w:r>
-    </w:p>
-    <w:p>
-      <w:r>
-        <w:t>27. **Що таке type hints?**</w:t>
-      </w:r>
-    </w:p>
-    <w:p>
-      <w:r>
-        <w:t>Анотація типів змінних, аргументів та результатів функцій, яка покращує читаність коду та дозволяє статичним аналізаторам (наприклад, `mypy`) знаходити помилки типізації до виконання коду.</w:t>
-      </w:r>
-    </w:p>
-    <w:p>
-      <w:r>
-        <w:t>28. **Для чого програму розділяють на modules?**</w:t>
-      </w:r>
-    </w:p>
-    <w:p>
-      <w:r>
-        <w:t>Для досягнення модульності, полегшення тестування, простішої навігації по коду та забезпечення можливості повторного використання окремих блоків програми.</w:t>
-      </w:r>
-    </w:p>
-    <w:p>
-      <w:r>
-        <w:t>29. **Що таке business logic?**</w:t>
-      </w:r>
-    </w:p>
-    <w:p>
-      <w:r>
-        <w:t>Сукупність правил, алгоритмів та обмежень, які описують реальні процеси предметної області (наприклад, правила нарахування відсотків, списання без виходу в мінус).</w:t>
-      </w:r>
-    </w:p>
-    <w:p>
-      <w:r>
-        <w:t>30. **Чому потрібно відокремлювати application entry point від business logic?**</w:t>
-      </w:r>
-    </w:p>
-    <w:p>
-      <w:r>
-        <w:t>Це реалізує принцип розділення обов'язків (Separation of Concerns). Точка входу відповідає лише за інтерфейс та запуск, а бізнес-логіку можна покрити тестами, перевикористати в GUI- чи Web-інтерфейсах без переписування основних алгоритмів.</w:t>
-      </w:r>
-    </w:p>
-    <w:p>
-      <w:r>
-        <w:t>---</w:t>
+        <w:t>4. **Конфігурація**: Файл `pyproject.toml` забезпечує коректне встановлення проєкту в режимі `editable`, а `.gitignore` виключає технічні файли та віртуальне оточення з системи контролю версій.</w:t>
       </w:r>
     </w:p>
     <w:p>
@@ -1589,17 +479,7 @@
     </w:p>
     <w:p>
       <w:r>
-        <w:t>Під час виконання лабораторної роботи було успішно освоєно методологію розробки професійних проєктів на мові Python. Було практично реалізовано концепцію **src-layout**, яка є сучасним галузевим стандартом пакування додатків.</w:t>
-      </w:r>
-    </w:p>
-    <w:p>
-      <w:r>
-        <w:t>Створене віртуальне середовище розробки `.venv` забезпечило повну ізоляцію сторонніх залежностей проєкту. За допомогою файлу `pyproject.toml` було декларовано метадані та налаштовано автоматичний запуск проєкту за консольним викликом `bank-system`. Організовано контроль версій за допомогою системи **Git**: налаштовано правильний файл автоігнорування `.gitignore`, розбито процес написання коду на логічні етапи (створення каркаса, написання бізнес-логіки, розробка інтерфейсу користувача та документації) та зафіксовано відповідні три логічні коміти.</w:t>
-      </w:r>
-    </w:p>
-    <w:p>
-      <w:r>
-        <w:t>Розроблена консольна "Система банківських рахунків" довела практичну перевагу розподілу коду на слабкопов'язані модулі (`models.py`, `services.py`, `exceptions.py`, `main.py`). Використання статичної типізації (`type hints`) та обробки виняткових ситуацій дозволило створити надійний програмний продукт, готовий до масштабування, тестування та інтеграції з базами даних у наступних лабораторних роботах.</w:t>
+        <w:t>У ході лабораторної роботи було успішно переведено навчальний скрипт у структуру повноцінного проєкту. Використання `src-layout` забезпечує чітке розділення коду та тестів, що відповідає сучасним стандартам розробки. Впровадження `Git` дозволило отримати навички трекінгу змін та організації розробки через систему комітів. Створення ізольованого середовища `venv` та використання `pyproject.toml` гарантують відтворюваність проєкту в інших середовищах.</w:t>
       </w:r>
     </w:p>
     <w:sectPr>

--- a/lab_01/Звіт_ЛР01.docx
+++ b/lab_01/Звіт_ЛР01.docx
@@ -110,10 +110,19 @@
           <w:b/>
           <w:sz w:val="26"/>
         </w:rPr>
-        <w:t>Варіант: «3»</w:t>
+        <w:t>Варіант №3</w:t>
+        <w:br/>
+      </w:r>
+      <w:r>
+        <w:rPr>
+          <w:rFonts w:ascii="Times New Roman" w:hAnsi="Times New Roman"/>
+          <w:b/>
+          <w:sz w:val="26"/>
+        </w:rPr>
+        <w:t>Варіант: 3</w:t>
+        <w:br/>
       </w:r>
     </w:p>
-    <w:p/>
     <w:p/>
     <w:p/>
     <w:p/>
@@ -219,6 +228,14 @@
       </w:pPr>
       <w:r>
         <w:t>1. Умова завдання</w:t>
+      </w:r>
+    </w:p>
+    <w:p>
+      <w:r>
+        <w:rPr>
+          <w:b/>
+        </w:rPr>
+        <w:t>Варіант №3 (Варіант: 3)</w:t>
       </w:r>
     </w:p>
     <w:p>
@@ -433,7 +450,7 @@
     </w:p>
     <w:p>
       <w:r>
-        <w:t>Освоїти принципи створення професійного Python-проєкту, використовуючи `src-layout`, ізольовані віртуальні середовища, систему керування версіями Git та модульну архітектуру.</w:t>
+        <w:t>Ознайомитися з принципами професійної організації Python-проєктів, включаючи використання src-layout, керування залежностями через pyproject.toml, роботу з Git та структурування коду на модулі.</w:t>
       </w:r>
     </w:p>
     <w:p>
@@ -441,32 +458,32 @@
         <w:pStyle w:val="Heading2"/>
       </w:pPr>
       <w:r>
-        <w:t>Опис алгоритму</w:t>
+        <w:t>Опис алгоритму (варіант №3: Система банківських рахунків)</w:t>
       </w:r>
     </w:p>
     <w:p>
       <w:r>
-        <w:t>Проєкт «Система банківських рахунків» реалізовано за допомогою наступних компонентів:</w:t>
+        <w:t>1. **Структура проєкту**: Використано стандартний `src-layout`, де код знаходиться у папці `src/bank_system/`.</w:t>
       </w:r>
     </w:p>
     <w:p>
       <w:r>
-        <w:t>1. **Data Model**: Клас `BankAccount` (у файлі `models.py`), що зберігає стан рахунку та містить методи для виконання транзакцій.</w:t>
+        <w:t>2. **Моделі даних**: Створено `models.py` з `dataclass` `BankAccount`, що містить ім'я клієнта, номер рахунку та поточний баланс.</w:t>
       </w:r>
     </w:p>
     <w:p>
       <w:r>
-        <w:t>2. **Business Logic**: Модуль `services.py`, що містить функції для пошуку рахунків та агрегації фінансових даних.</w:t>
+        <w:t>3. **Бізнес-логіка**: У модулі `services.py` реалізовано функції для маніпуляцій з даними: `deposit` (поповнення), `withdraw` (списання з перевіркою на від'ємний баланс), `find_account` (пошук за номером) та `calculate_total_balance`.</w:t>
       </w:r>
     </w:p>
     <w:p>
       <w:r>
-        <w:t>3. **Entry Point**: `main.py` забезпечує ініціалізацію об'єктів та демонстрацію функціоналу.</w:t>
+        <w:t>4. **Точка входу**: Файл `main.py` забезпечує демонстрацію функціоналу та містить конструкцію `if __name__ == "__main__":`.</w:t>
       </w:r>
     </w:p>
     <w:p>
       <w:r>
-        <w:t>4. **Конфігурація**: Файл `pyproject.toml` забезпечує коректне встановлення проєкту в режимі `editable`, а `.gitignore` виключає технічні файли та віртуальне оточення з системи контролю версій.</w:t>
+        <w:t>5. **Контроль версій**: Проєкт ініціалізовано через `git init`, налаштовано `.gitignore` для виключення системних файлів та середовища `.venv`. Процес розробки розділено на логічні коміти: ініціалізація, бізнес-логіка та фіналізація з документацією.</w:t>
       </w:r>
     </w:p>
     <w:p>
@@ -479,7 +496,7 @@
     </w:p>
     <w:p>
       <w:r>
-        <w:t>У ході лабораторної роботи було успішно переведено навчальний скрипт у структуру повноцінного проєкту. Використання `src-layout` забезпечує чітке розділення коду та тестів, що відповідає сучасним стандартам розробки. Впровадження `Git` дозволило отримати навички трекінгу змін та організації розробки через систему комітів. Створення ізольованого середовища `venv` та використання `pyproject.toml` гарантують відтворюваність проєкту в інших середовищах.</w:t>
+        <w:t>У ході лабораторної роботи було успішно створено структурований Python-проєкт. Опановано навички створення віртуального середовища, модульного програмування та керування версіями. Проєкт готовий до подальшого розширення, наприклад, додавання постійного сховища даних або складнішої валідації вводу користувача.</w:t>
       </w:r>
     </w:p>
     <w:sectPr>

--- a/lab_01/Звіт_ЛР01.docx
+++ b/lab_01/Звіт_ЛР01.docx
@@ -450,7 +450,7 @@
     </w:p>
     <w:p>
       <w:r>
-        <w:t>Ознайомитися з принципами професійної організації Python-проєктів, включаючи використання src-layout, керування залежностями через pyproject.toml, роботу з Git та структурування коду на модулі.</w:t>
+        <w:t>Ознайомитися з принципами організації професійного Python-проєкту, налаштуванням середовища, структурою src-layout та системою контролю версій Git.</w:t>
       </w:r>
     </w:p>
     <w:p>
@@ -458,32 +458,67 @@
         <w:pStyle w:val="Heading2"/>
       </w:pPr>
       <w:r>
-        <w:t>Опис алгоритму (варіант №3: Система банківських рахунків)</w:t>
+        <w:t>Опис алгоритму (варіант №3: Інтернет-магазин)</w:t>
       </w:r>
     </w:p>
     <w:p>
       <w:r>
-        <w:t>1. **Структура проєкту**: Використано стандартний `src-layout`, де код знаходиться у папці `src/bank_system/`.</w:t>
+        <w:t>Проєкт реалізовано з використанням архітектури `src-layout`.</w:t>
       </w:r>
     </w:p>
     <w:p>
       <w:r>
-        <w:t>2. **Моделі даних**: Створено `models.py` з `dataclass` `BankAccount`, що містить ім'я клієнта, номер рахунку та поточний баланс.</w:t>
+        <w:t>- **models.py**: Містить клас `Product` (dataclass) з обчислюваною властивістю `total_value`.</w:t>
       </w:r>
     </w:p>
     <w:p>
       <w:r>
-        <w:t>3. **Бізнес-логіка**: У модулі `services.py` реалізовано функції для маніпуляцій з даними: `deposit` (поповнення), `withdraw` (списання з перевіркою на від'ємний баланс), `find_account` (пошук за номером) та `calculate_total_balance`.</w:t>
+        <w:t>- **services.py**: Містить бізнес-логіку: фільтрацію за категорією, пошук товару за назвою, визначення найдорожчого товару та підрахунок загальної вартості залишків на складі.</w:t>
       </w:r>
     </w:p>
     <w:p>
       <w:r>
-        <w:t>4. **Точка входу**: Файл `main.py` забезпечує демонстрацію функціоналу та містить конструкцію `if __name__ == "__main__":`.</w:t>
+        <w:t>- **main.py**: Точка входу, що ініціалізує список товарів, демонструє роботу сервісів та виводить результат у консоль.</w:t>
       </w:r>
     </w:p>
     <w:p>
       <w:r>
-        <w:t>5. **Контроль версій**: Проєкт ініціалізовано через `git init`, налаштовано `.gitignore` для виключення системних файлів та середовища `.venv`. Процес розробки розділено на логічні коміти: ініціалізація, бізнес-логіка та фіналізація з документацією.</w:t>
+        <w:t>Проєкт відповідає вимогам:</w:t>
+      </w:r>
+    </w:p>
+    <w:p>
+      <w:r>
+        <w:t>- Використано `type hints`.</w:t>
+      </w:r>
+    </w:p>
+    <w:p>
+      <w:r>
+        <w:t>- Використано структуру модулів.</w:t>
+      </w:r>
+    </w:p>
+    <w:p>
+      <w:r>
+        <w:t>- Налаштовано `pyproject.toml` для встановлення пакета.</w:t>
+      </w:r>
+    </w:p>
+    <w:p>
+      <w:r>
+        <w:t>- Реалізовано 3 логічні коміти:</w:t>
+      </w:r>
+    </w:p>
+    <w:p>
+      <w:r>
+        <w:t>1. `Create project structure` (ініціалізація та конфіги)</w:t>
+      </w:r>
+    </w:p>
+    <w:p>
+      <w:r>
+        <w:t>2. `Add product model and business logic` (models.py, services.py)</w:t>
+      </w:r>
+    </w:p>
+    <w:p>
+      <w:r>
+        <w:t>3. `Add application entry point and documentation` (main.py, README.md)</w:t>
       </w:r>
     </w:p>
     <w:p>
@@ -496,7 +531,7 @@
     </w:p>
     <w:p>
       <w:r>
-        <w:t>У ході лабораторної роботи було успішно створено структурований Python-проєкт. Опановано навички створення віртуального середовища, модульного програмування та керування версіями. Проєкт готовий до подальшого розширення, наприклад, додавання постійного сховища даних або складнішої валідації вводу користувача.</w:t>
+        <w:t>Під час виконання лабораторної роботи було опановано навички організації Python-проєктів професійного рівня. Використання структури `src-layout` та файлу `pyproject.toml` дозволяє чітко розмежувати програмний код від конфігураційних файлів, що значно полегшує подальшу підтримку та масштабування застосунку. Використання `Git` забезпечує контроль версій, що є критично важливим для розробки.</w:t>
       </w:r>
     </w:p>
     <w:sectPr>

--- a/lab_01/Звіт_ЛР01.docx
+++ b/lab_01/Звіт_ЛР01.docx
@@ -450,7 +450,7 @@
     </w:p>
     <w:p>
       <w:r>
-        <w:t>Ознайомитися з принципами організації професійного Python-проєкту, налаштуванням середовища, структурою src-layout та системою контролю версій Git.</w:t>
+        <w:t>Ознайомитися з принципами організації професійного Python-проєкту, опанувати структуру src-layout, роботу з віртуальним середовищем, Git та принципами модульного програмування.</w:t>
       </w:r>
     </w:p>
     <w:p>
@@ -463,62 +463,32 @@
     </w:p>
     <w:p>
       <w:r>
-        <w:t>Проєкт реалізовано з використанням архітектури `src-layout`.</w:t>
+        <w:t>Для реалізації системи обліку товарів було обрано об'єктно-орієнтований підхід з використанням `dataclass` для моделі `Product`.</w:t>
       </w:r>
     </w:p>
     <w:p>
       <w:r>
-        <w:t>- **models.py**: Містить клас `Product` (dataclass) з обчислюваною властивістю `total_value`.</w:t>
+        <w:t>1. **Структура**: Проєкт організовано за принципом `src-layout`, що відокремлює код від конфігураційних файлів.</w:t>
       </w:r>
     </w:p>
     <w:p>
       <w:r>
-        <w:t>- **services.py**: Містить бізнес-логіку: фільтрацію за категорією, пошук товару за назвою, визначення найдорожчого товару та підрахунок загальної вартості залишків на складі.</w:t>
+        <w:t>2. **Моделі**: Файл `models.py` містить структуру даних товару (назва, категорія, ціна, кількість) та обчислювальну властивість `total_value`.</w:t>
       </w:r>
     </w:p>
     <w:p>
       <w:r>
-        <w:t>- **main.py**: Точка входу, що ініціалізує список товарів, демонструє роботу сервісів та виводить результат у консоль.</w:t>
+        <w:t>3. **Бізнес-логіка**: У `services.py` реалізовано функції для фільтрації товарів за категорією, пошуку найдорожчого товару та обчислення загальної вартості залишків на складі.</w:t>
       </w:r>
     </w:p>
     <w:p>
       <w:r>
-        <w:t>Проєкт відповідає вимогам:</w:t>
+        <w:t>4. **Точка входу**: `main.py` забезпечує взаємодію з користувачем через консольний вивід, використовуючи функції з модуля сервісів.</w:t>
       </w:r>
     </w:p>
     <w:p>
       <w:r>
-        <w:t>- Використано `type hints`.</w:t>
-      </w:r>
-    </w:p>
-    <w:p>
-      <w:r>
-        <w:t>- Використано структуру модулів.</w:t>
-      </w:r>
-    </w:p>
-    <w:p>
-      <w:r>
-        <w:t>- Налаштовано `pyproject.toml` для встановлення пакета.</w:t>
-      </w:r>
-    </w:p>
-    <w:p>
-      <w:r>
-        <w:t>- Реалізовано 3 логічні коміти:</w:t>
-      </w:r>
-    </w:p>
-    <w:p>
-      <w:r>
-        <w:t>1. `Create project structure` (ініціалізація та конфіги)</w:t>
-      </w:r>
-    </w:p>
-    <w:p>
-      <w:r>
-        <w:t>2. `Add product model and business logic` (models.py, services.py)</w:t>
-      </w:r>
-    </w:p>
-    <w:p>
-      <w:r>
-        <w:t>3. `Add application entry point and documentation` (main.py, README.md)</w:t>
+        <w:t>5. **Версіонування**: Проєкт ініціалізовано в Git з послідовними комітами (структура, логіка, документація).</w:t>
       </w:r>
     </w:p>
     <w:p>
@@ -531,7 +501,7 @@
     </w:p>
     <w:p>
       <w:r>
-        <w:t>Під час виконання лабораторної роботи було опановано навички організації Python-проєктів професійного рівня. Використання структури `src-layout` та файлу `pyproject.toml` дозволяє чітко розмежувати програмний код від конфігураційних файлів, що значно полегшує подальшу підтримку та масштабування застосунку. Використання `Git` забезпечує контроль версій, що є критично важливим для розробки.</w:t>
+        <w:t>У ході лабораторної роботи було створено структурований Python-проєкт. Опановано інструменти для ізоляції залежностей (`venv`), управління метаданими (`pyproject.toml`) та контролю версій (`Git`). Використання модульної структури дозволяє легко масштабувати додаток, а `src-layout` сприяє кращій організації коду та спрощує процес тестування.</w:t>
       </w:r>
     </w:p>
     <w:sectPr>

--- a/lab_01/Звіт_ЛР01.docx
+++ b/lab_01/Звіт_ЛР01.docx
@@ -450,7 +450,7 @@
     </w:p>
     <w:p>
       <w:r>
-        <w:t>Ознайомитися з принципами організації професійного Python-проєкту, опанувати структуру src-layout, роботу з віртуальним середовищем, Git та принципами модульного програмування.</w:t>
+        <w:t>Ознайомлення з принципами організації професійного Python-проєкту, опанування src-layout, роботи з virtual environment, Git та інструментами керування пакетами (pyproject.toml).</w:t>
       </w:r>
     </w:p>
     <w:p>
@@ -458,37 +458,225 @@
         <w:pStyle w:val="Heading2"/>
       </w:pPr>
       <w:r>
-        <w:t>Опис алгоритму (варіант №3: Інтернет-магазин)</w:t>
+        <w:t>Опис алгоритму (варіант №3)</w:t>
       </w:r>
     </w:p>
     <w:p>
       <w:r>
-        <w:t>Для реалізації системи обліку товарів було обрано об'єктно-орієнтований підхід з використанням `dataclass` для моделі `Product`.</w:t>
+        <w:t>Проєкт «Інтернет-магазин» реалізовано з використанням модульної структури:</w:t>
       </w:r>
     </w:p>
     <w:p>
       <w:r>
-        <w:t>1. **Структура**: Проєкт організовано за принципом `src-layout`, що відокремлює код від конфігураційних файлів.</w:t>
+        <w:t>1. **models.py**: Містить клас `Product` (dataclass) для опису структури товару та обчислювану властивість для вартості залишків.</w:t>
       </w:r>
     </w:p>
     <w:p>
       <w:r>
-        <w:t>2. **Моделі**: Файл `models.py` містить структуру даних товару (назва, категорія, ціна, кількість) та обчислювальну властивість `total_value`.</w:t>
+        <w:t>2. **services.py**: Містить бізнес-логіку: додавання товарів, фільтрація за категорією, пошук за назвою та визначення найдорожчого товару.</w:t>
       </w:r>
     </w:p>
     <w:p>
       <w:r>
-        <w:t>3. **Бізнес-логіка**: У `services.py` реалізовано функції для фільтрації товарів за категорією, пошуку найдорожчого товару та обчислення загальної вартості залишків на складі.</w:t>
+        <w:t>3. **main.py**: Точка входу, що демонструє роботу сервісів та взаємодію з даними.</w:t>
+      </w:r>
+    </w:p>
+    <w:p>
+      <w:pPr>
+        <w:pStyle w:val="Heading3"/>
+      </w:pPr>
+      <w:r>
+        <w:t>Реалізація основних компонентів:</w:t>
       </w:r>
     </w:p>
     <w:p>
       <w:r>
-        <w:t>4. **Точка входу**: `main.py` забезпечує взаємодію з користувачем через консольний вивід, використовуючи функції з модуля сервісів.</w:t>
+        <w:t>**src/shop_manager/models.py**</w:t>
       </w:r>
     </w:p>
     <w:p>
       <w:r>
-        <w:t>5. **Версіонування**: Проєкт ініціалізовано в Git з послідовними комітами (структура, логіка, документація).</w:t>
+        <w:t>```python</w:t>
+      </w:r>
+    </w:p>
+    <w:p>
+      <w:r>
+        <w:t>from dataclasses import dataclass</w:t>
+      </w:r>
+    </w:p>
+    <w:p>
+      <w:r>
+        <w:t>@dataclass</w:t>
+      </w:r>
+    </w:p>
+    <w:p>
+      <w:r>
+        <w:t>class Product:</w:t>
+      </w:r>
+    </w:p>
+    <w:p>
+      <w:r>
+        <w:t>name: str</w:t>
+      </w:r>
+    </w:p>
+    <w:p>
+      <w:r>
+        <w:t>category: str</w:t>
+      </w:r>
+    </w:p>
+    <w:p>
+      <w:r>
+        <w:t>price: float</w:t>
+      </w:r>
+    </w:p>
+    <w:p>
+      <w:r>
+        <w:t>quantity: int</w:t>
+      </w:r>
+    </w:p>
+    <w:p>
+      <w:r>
+        <w:t>@property</w:t>
+      </w:r>
+    </w:p>
+    <w:p>
+      <w:r>
+        <w:t>def total_value(self) -&gt; float:</w:t>
+      </w:r>
+    </w:p>
+    <w:p>
+      <w:r>
+        <w:t>return self.price * self.quantity</w:t>
+      </w:r>
+    </w:p>
+    <w:p>
+      <w:r>
+        <w:t>```</w:t>
+      </w:r>
+    </w:p>
+    <w:p>
+      <w:r>
+        <w:t>**src/shop_manager/services.py**</w:t>
+      </w:r>
+    </w:p>
+    <w:p>
+      <w:r>
+        <w:t>```python</w:t>
+      </w:r>
+    </w:p>
+    <w:p>
+      <w:r>
+        <w:t>from shop_manager.models import Product</w:t>
+      </w:r>
+    </w:p>
+    <w:p>
+      <w:r>
+        <w:t>def calculate_total_inventory_value(products: list[Product]) -&gt; float:</w:t>
+      </w:r>
+    </w:p>
+    <w:p>
+      <w:r>
+        <w:t>return sum(p.total_value for p in products)</w:t>
+      </w:r>
+    </w:p>
+    <w:p>
+      <w:r>
+        <w:t>def find_product(products: list[Product], name: str) -&gt; Product | None:</w:t>
+      </w:r>
+    </w:p>
+    <w:p>
+      <w:r>
+        <w:t>return next((p for p in products if p.name.lower() == name.lower()), None)</w:t>
+      </w:r>
+    </w:p>
+    <w:p>
+      <w:r>
+        <w:t>def filter_by_category(products: list[Product], category: str) -&gt; list[Product]:</w:t>
+      </w:r>
+    </w:p>
+    <w:p>
+      <w:r>
+        <w:t>return [p for p in products if p.category.lower() == category.lower()]</w:t>
+      </w:r>
+    </w:p>
+    <w:p>
+      <w:r>
+        <w:t>def get_most_expensive(products: list[Product]) -&gt; Product | None:</w:t>
+      </w:r>
+    </w:p>
+    <w:p>
+      <w:r>
+        <w:t>return max(products, key=lambda p: p.price, default=None)</w:t>
+      </w:r>
+    </w:p>
+    <w:p>
+      <w:r>
+        <w:t>```</w:t>
+      </w:r>
+    </w:p>
+    <w:p>
+      <w:r>
+        <w:t>**Файл pyproject.toml**</w:t>
+      </w:r>
+    </w:p>
+    <w:p>
+      <w:r>
+        <w:t>```toml</w:t>
+      </w:r>
+    </w:p>
+    <w:p>
+      <w:r>
+        <w:t>[build-system]</w:t>
+      </w:r>
+    </w:p>
+    <w:p>
+      <w:r>
+        <w:t>requires = ["setuptools&gt;=70"]</w:t>
+      </w:r>
+    </w:p>
+    <w:p>
+      <w:r>
+        <w:t>build-backend = "setuptools.build_meta"</w:t>
+      </w:r>
+    </w:p>
+    <w:p>
+      <w:r>
+        <w:t>[project]</w:t>
+      </w:r>
+    </w:p>
+    <w:p>
+      <w:r>
+        <w:t>name = "shop-manager"</w:t>
+      </w:r>
+    </w:p>
+    <w:p>
+      <w:r>
+        <w:t>version = "0.1.0"</w:t>
+      </w:r>
+    </w:p>
+    <w:p>
+      <w:r>
+        <w:t>description = "Internet shop inventory management"</w:t>
+      </w:r>
+    </w:p>
+    <w:p>
+      <w:r>
+        <w:t>requires-python = "&gt;=3.11"</w:t>
+      </w:r>
+    </w:p>
+    <w:p>
+      <w:r>
+        <w:t>[project.scripts]</w:t>
+      </w:r>
+    </w:p>
+    <w:p>
+      <w:r>
+        <w:t>shop-manager = "shop_manager.main:main"</w:t>
+      </w:r>
+    </w:p>
+    <w:p>
+      <w:r>
+        <w:t>```</w:t>
       </w:r>
     </w:p>
     <w:p>
@@ -501,7 +689,7 @@
     </w:p>
     <w:p>
       <w:r>
-        <w:t>У ході лабораторної роботи було створено структурований Python-проєкт. Опановано інструменти для ізоляції залежностей (`venv`), управління метаданими (`pyproject.toml`) та контролю версій (`Git`). Використання модульної структури дозволяє легко масштабувати додаток, а `src-layout` сприяє кращій організації коду та спрощує процес тестування.</w:t>
+        <w:t>У ході лабораторної роботи було створено структурований Python-проєкт з використанням `src-layout`. Програма розділена на модулі, що забезпечує чітке відокремлення даних від бізнес-логіки. Використання Git дозволило відстежити етапи розробки, а `pyproject.toml` та віртуальне середовище забезпечили ізоляцію залежностей та можливість інсталяції проєкту в режимі розробки. Отримані навички є базовими для подальшої професійної роботи над складнішими програмними продуктами.</w:t>
       </w:r>
     </w:p>
     <w:sectPr>

--- a/lab_01/Звіт_ЛР01.docx
+++ b/lab_01/Звіт_ЛР01.docx
@@ -450,7 +450,7 @@
     </w:p>
     <w:p>
       <w:r>
-        <w:t>Ознайомлення з принципами організації професійного Python-проєкту, опанування src-layout, роботи з virtual environment, Git та інструментами керування пакетами (pyproject.toml).</w:t>
+        <w:t>Ознайомлення з принципами організації професійного Python-проєкту, структурою src-layout, використанням Git та інструментів автоматизації розробки.</w:t>
       </w:r>
     </w:p>
     <w:p>
@@ -463,220 +463,32 @@
     </w:p>
     <w:p>
       <w:r>
-        <w:t>Проєкт «Інтернет-магазин» реалізовано з використанням модульної структури:</w:t>
+        <w:t>Проєкт реалізує систему обліку товарів інтернет-магазину.</w:t>
       </w:r>
     </w:p>
     <w:p>
       <w:r>
-        <w:t>1. **models.py**: Містить клас `Product` (dataclass) для опису структури товару та обчислювану властивість для вартості залишків.</w:t>
+        <w:t>1. **Моделі даних**: Використано `@dataclass` для опису `Product` (назва, категорія, ціна, кількість). Додано обчислювану властивість `total_value`.</w:t>
       </w:r>
     </w:p>
     <w:p>
       <w:r>
-        <w:t>2. **services.py**: Містить бізнес-логіку: додавання товарів, фільтрація за категорією, пошук за назвою та визначення найдорожчого товару.</w:t>
+        <w:t>2. **Бізнес-логіка**: У модулі `services.py` реалізовано функції для фільтрації товарів за категорією, пошуку за назвою, визначення найдорожчого товару та розрахунку загальної вартості залишків на складі.</w:t>
       </w:r>
     </w:p>
     <w:p>
       <w:r>
-        <w:t>3. **main.py**: Точка входу, що демонструє роботу сервісів та взаємодію з даними.</w:t>
-      </w:r>
-    </w:p>
-    <w:p>
-      <w:pPr>
-        <w:pStyle w:val="Heading3"/>
-      </w:pPr>
-      <w:r>
-        <w:t>Реалізація основних компонентів:</w:t>
+        <w:t>3. **Точка входу**: `main.py` ініціалізує список об'єктів `Product`, викликає сервісні функції та виводить результати обробки у консоль.</w:t>
       </w:r>
     </w:p>
     <w:p>
       <w:r>
-        <w:t>**src/shop_manager/models.py**</w:t>
+        <w:t>4. **Структура**: Дотримано `src-layout`, що ізолює програмний код у папці `src`. Налаштовано `pyproject.toml` для коректного встановлення пакету в режимі редагування (`editable mode`).</w:t>
       </w:r>
     </w:p>
     <w:p>
       <w:r>
-        <w:t>```python</w:t>
-      </w:r>
-    </w:p>
-    <w:p>
-      <w:r>
-        <w:t>from dataclasses import dataclass</w:t>
-      </w:r>
-    </w:p>
-    <w:p>
-      <w:r>
-        <w:t>@dataclass</w:t>
-      </w:r>
-    </w:p>
-    <w:p>
-      <w:r>
-        <w:t>class Product:</w:t>
-      </w:r>
-    </w:p>
-    <w:p>
-      <w:r>
-        <w:t>name: str</w:t>
-      </w:r>
-    </w:p>
-    <w:p>
-      <w:r>
-        <w:t>category: str</w:t>
-      </w:r>
-    </w:p>
-    <w:p>
-      <w:r>
-        <w:t>price: float</w:t>
-      </w:r>
-    </w:p>
-    <w:p>
-      <w:r>
-        <w:t>quantity: int</w:t>
-      </w:r>
-    </w:p>
-    <w:p>
-      <w:r>
-        <w:t>@property</w:t>
-      </w:r>
-    </w:p>
-    <w:p>
-      <w:r>
-        <w:t>def total_value(self) -&gt; float:</w:t>
-      </w:r>
-    </w:p>
-    <w:p>
-      <w:r>
-        <w:t>return self.price * self.quantity</w:t>
-      </w:r>
-    </w:p>
-    <w:p>
-      <w:r>
-        <w:t>```</w:t>
-      </w:r>
-    </w:p>
-    <w:p>
-      <w:r>
-        <w:t>**src/shop_manager/services.py**</w:t>
-      </w:r>
-    </w:p>
-    <w:p>
-      <w:r>
-        <w:t>```python</w:t>
-      </w:r>
-    </w:p>
-    <w:p>
-      <w:r>
-        <w:t>from shop_manager.models import Product</w:t>
-      </w:r>
-    </w:p>
-    <w:p>
-      <w:r>
-        <w:t>def calculate_total_inventory_value(products: list[Product]) -&gt; float:</w:t>
-      </w:r>
-    </w:p>
-    <w:p>
-      <w:r>
-        <w:t>return sum(p.total_value for p in products)</w:t>
-      </w:r>
-    </w:p>
-    <w:p>
-      <w:r>
-        <w:t>def find_product(products: list[Product], name: str) -&gt; Product | None:</w:t>
-      </w:r>
-    </w:p>
-    <w:p>
-      <w:r>
-        <w:t>return next((p for p in products if p.name.lower() == name.lower()), None)</w:t>
-      </w:r>
-    </w:p>
-    <w:p>
-      <w:r>
-        <w:t>def filter_by_category(products: list[Product], category: str) -&gt; list[Product]:</w:t>
-      </w:r>
-    </w:p>
-    <w:p>
-      <w:r>
-        <w:t>return [p for p in products if p.category.lower() == category.lower()]</w:t>
-      </w:r>
-    </w:p>
-    <w:p>
-      <w:r>
-        <w:t>def get_most_expensive(products: list[Product]) -&gt; Product | None:</w:t>
-      </w:r>
-    </w:p>
-    <w:p>
-      <w:r>
-        <w:t>return max(products, key=lambda p: p.price, default=None)</w:t>
-      </w:r>
-    </w:p>
-    <w:p>
-      <w:r>
-        <w:t>```</w:t>
-      </w:r>
-    </w:p>
-    <w:p>
-      <w:r>
-        <w:t>**Файл pyproject.toml**</w:t>
-      </w:r>
-    </w:p>
-    <w:p>
-      <w:r>
-        <w:t>```toml</w:t>
-      </w:r>
-    </w:p>
-    <w:p>
-      <w:r>
-        <w:t>[build-system]</w:t>
-      </w:r>
-    </w:p>
-    <w:p>
-      <w:r>
-        <w:t>requires = ["setuptools&gt;=70"]</w:t>
-      </w:r>
-    </w:p>
-    <w:p>
-      <w:r>
-        <w:t>build-backend = "setuptools.build_meta"</w:t>
-      </w:r>
-    </w:p>
-    <w:p>
-      <w:r>
-        <w:t>[project]</w:t>
-      </w:r>
-    </w:p>
-    <w:p>
-      <w:r>
-        <w:t>name = "shop-manager"</w:t>
-      </w:r>
-    </w:p>
-    <w:p>
-      <w:r>
-        <w:t>version = "0.1.0"</w:t>
-      </w:r>
-    </w:p>
-    <w:p>
-      <w:r>
-        <w:t>description = "Internet shop inventory management"</w:t>
-      </w:r>
-    </w:p>
-    <w:p>
-      <w:r>
-        <w:t>requires-python = "&gt;=3.11"</w:t>
-      </w:r>
-    </w:p>
-    <w:p>
-      <w:r>
-        <w:t>[project.scripts]</w:t>
-      </w:r>
-    </w:p>
-    <w:p>
-      <w:r>
-        <w:t>shop-manager = "shop_manager.main:main"</w:t>
-      </w:r>
-    </w:p>
-    <w:p>
-      <w:r>
-        <w:t>```</w:t>
+        <w:t>5. **Контроль версій**: Проєкт ініціалізовано в Git з використанням `gitignore` для виключення системних файлів та середовища `.venv`. Виконано три логічні коміти: структурування, розробка логіки, фіналізація та документація.</w:t>
       </w:r>
     </w:p>
     <w:p>
@@ -689,7 +501,7 @@
     </w:p>
     <w:p>
       <w:r>
-        <w:t>У ході лабораторної роботи було створено структурований Python-проєкт з використанням `src-layout`. Програма розділена на модулі, що забезпечує чітке відокремлення даних від бізнес-логіки. Використання Git дозволило відстежити етапи розробки, а `pyproject.toml` та віртуальне середовище забезпечили ізоляцію залежностей та можливість інсталяції проєкту в режимі розробки. Отримані навички є базовими для подальшої професійної роботи над складнішими програмними продуктами.</w:t>
+        <w:t>У ході лабораторної роботи було створено структурований Python-проєкт. Отримано практичні навички роботи з віртуальними середовищами, пакетною структурою та інструментами контролю версій. Розділення коду на окремі модулі (models, services, main) забезпечує високу якість архітектури, легкість тестування та подальшого розширення функціоналу. Проєкт відповідає вимогам PEP 8 та стандартам сучасної розробки на Python.</w:t>
       </w:r>
     </w:p>
     <w:sectPr>
